--- a/en/discovery-articles/1.17 The Plough.docx
+++ b/en/discovery-articles/1.17 The Plough.docx
@@ -86,7 +86,7 @@
           <w:i w:val="0"/>
           <w:sz w:val="22"/>
         </w:rPr>
-        <w:t>Simple ards scratch furrows; later mouldboard ploughs invert the soil</w:t>
+        <w:t>Simple ards scratch furrows; later mouldboard ploughs use a curved board to turn the slice of soil over</w:t>
       </w:r>
     </w:p>
     <w:p>

--- a/en/discovery-articles/1.17 The Plough.docx
+++ b/en/discovery-articles/1.17 The Plough.docx
@@ -346,7 +346,7 @@
           <w:color w:val="004E8C"/>
           <w:sz w:val="24"/>
         </w:rPr>
-        <w:t>C. Institutional and encyclopedic sources</w:t>
+        <w:t>Institutional and encyclopedic sources</w:t>
       </w:r>
     </w:p>
     <w:p>
@@ -427,7 +427,7 @@
           <w:color w:val="004E8C"/>
           <w:sz w:val="24"/>
         </w:rPr>
-        <w:t>D. Museum, archive, and library resources</w:t>
+        <w:t>Museum, archive, and library resources</w:t>
       </w:r>
     </w:p>
     <w:p>
@@ -475,7 +475,7 @@
           <w:color w:val="004E8C"/>
           <w:sz w:val="24"/>
         </w:rPr>
-        <w:t>J. Press, popular science, and general reference</w:t>
+        <w:t>Press, popular science, and general reference</w:t>
       </w:r>
     </w:p>
     <w:p>
